--- a/Toy_Instructions/Lamp_Projector/DQMOON_or_KEVAP_Light_Projector/Mono_Cable_Maker_Guide/DQMOON_or_KEVAP_Light_Projector_Mono_Cable_Maker_Guide.docx
+++ b/Toy_Instructions/Lamp_Projector/DQMOON_or_KEVAP_Light_Projector/Mono_Cable_Maker_Guide/DQMOON_or_KEVAP_Light_Projector_Mono_Cable_Maker_Guide.docx
@@ -339,6 +339,23 @@
               <w:t>4 AAA batteries</w:t>
             </w:r>
           </w:p>
+          <w:p/>
+          <w:p>
+            <w:r>
+              <w:t xml:space="preserve">Refer to the </w:t>
+            </w:r>
+            <w:hyperlink r:id="rId15" w:history="1">
+              <w:r>
+                <w:rPr>
+                  <w:rStyle w:val="Hyperlink"/>
+                </w:rPr>
+                <w:t>Tool and Component List</w:t>
+              </w:r>
+            </w:hyperlink>
+            <w:r>
+              <w:t xml:space="preserve"> for purchasing details.</w:t>
+            </w:r>
+          </w:p>
           <w:p>
             <w:pPr>
               <w:ind w:left="720"/>
@@ -398,7 +415,7 @@
                           <pic:cNvPicPr/>
                         </pic:nvPicPr>
                         <pic:blipFill rotWithShape="1">
-                          <a:blip r:embed="rId15" cstate="print">
+                          <a:blip r:embed="rId16" cstate="print">
                             <a:extLst>
                               <a:ext uri="{28A0092B-C50C-407E-A947-70E740481C1C}">
                                 <a14:useLocalDpi xmlns:a14="http://schemas.microsoft.com/office/drawing/2010/main" val="0"/>
@@ -465,7 +482,7 @@
                           <pic:cNvPicPr/>
                         </pic:nvPicPr>
                         <pic:blipFill rotWithShape="1">
-                          <a:blip r:embed="rId15" cstate="print">
+                          <a:blip r:embed="rId16" cstate="print">
                             <a:extLst>
                               <a:ext uri="{28A0092B-C50C-407E-A947-70E740481C1C}">
                                 <a14:useLocalDpi xmlns:a14="http://schemas.microsoft.com/office/drawing/2010/main" val="0"/>
@@ -532,7 +549,7 @@
                           <pic:cNvPicPr/>
                         </pic:nvPicPr>
                         <pic:blipFill rotWithShape="1">
-                          <a:blip r:embed="rId15" cstate="print">
+                          <a:blip r:embed="rId16" cstate="print">
                             <a:extLst>
                               <a:ext uri="{28A0092B-C50C-407E-A947-70E740481C1C}">
                                 <a14:useLocalDpi xmlns:a14="http://schemas.microsoft.com/office/drawing/2010/main" val="0"/>
@@ -618,7 +635,7 @@
                           </pic:cNvPicPr>
                         </pic:nvPicPr>
                         <pic:blipFill rotWithShape="1">
-                          <a:blip r:embed="rId16" cstate="print">
+                          <a:blip r:embed="rId17" cstate="print">
                             <a:extLst>
                               <a:ext uri="{28A0092B-C50C-407E-A947-70E740481C1C}">
                                 <a14:useLocalDpi xmlns:a14="http://schemas.microsoft.com/office/drawing/2010/main" val="0"/>
@@ -688,7 +705,7 @@
                           </pic:cNvPicPr>
                         </pic:nvPicPr>
                         <pic:blipFill rotWithShape="1">
-                          <a:blip r:embed="rId16" cstate="print">
+                          <a:blip r:embed="rId17" cstate="print">
                             <a:extLst>
                               <a:ext uri="{28A0092B-C50C-407E-A947-70E740481C1C}">
                                 <a14:useLocalDpi xmlns:a14="http://schemas.microsoft.com/office/drawing/2010/main" val="0"/>
@@ -758,7 +775,7 @@
                           </pic:cNvPicPr>
                         </pic:nvPicPr>
                         <pic:blipFill rotWithShape="1">
-                          <a:blip r:embed="rId16" cstate="print">
+                          <a:blip r:embed="rId17" cstate="print">
                             <a:extLst>
                               <a:ext uri="{28A0092B-C50C-407E-A947-70E740481C1C}">
                                 <a14:useLocalDpi xmlns:a14="http://schemas.microsoft.com/office/drawing/2010/main" val="0"/>
@@ -828,7 +845,7 @@
                           </pic:cNvPicPr>
                         </pic:nvPicPr>
                         <pic:blipFill rotWithShape="1">
-                          <a:blip r:embed="rId16" cstate="print">
+                          <a:blip r:embed="rId17" cstate="print">
                             <a:extLst>
                               <a:ext uri="{28A0092B-C50C-407E-A947-70E740481C1C}">
                                 <a14:useLocalDpi xmlns:a14="http://schemas.microsoft.com/office/drawing/2010/main" val="0"/>
@@ -1084,7 +1101,7 @@
                           </pic:cNvPicPr>
                         </pic:nvPicPr>
                         <pic:blipFill>
-                          <a:blip r:embed="rId17">
+                          <a:blip r:embed="rId18">
                             <a:extLst>
                               <a:ext uri="{28A0092B-C50C-407E-A947-70E740481C1C}">
                                 <a14:useLocalDpi xmlns:a14="http://schemas.microsoft.com/office/drawing/2010/main" val="0"/>
@@ -1189,7 +1206,7 @@
                           </pic:cNvPicPr>
                         </pic:nvPicPr>
                         <pic:blipFill rotWithShape="1">
-                          <a:blip r:embed="rId18">
+                          <a:blip r:embed="rId19">
                             <a:extLst>
                               <a:ext uri="{28A0092B-C50C-407E-A947-70E740481C1C}">
                                 <a14:useLocalDpi xmlns:a14="http://schemas.microsoft.com/office/drawing/2010/main" val="0"/>
@@ -1292,7 +1309,7 @@
                           </pic:cNvPicPr>
                         </pic:nvPicPr>
                         <pic:blipFill>
-                          <a:blip r:embed="rId19">
+                          <a:blip r:embed="rId20">
                             <a:extLst>
                               <a:ext uri="{28A0092B-C50C-407E-A947-70E740481C1C}">
                                 <a14:useLocalDpi xmlns:a14="http://schemas.microsoft.com/office/drawing/2010/main" val="0"/>
@@ -1398,7 +1415,7 @@
                           </pic:cNvPicPr>
                         </pic:nvPicPr>
                         <pic:blipFill rotWithShape="1">
-                          <a:blip r:embed="rId20">
+                          <a:blip r:embed="rId21">
                             <a:extLst>
                               <a:ext uri="{28A0092B-C50C-407E-A947-70E740481C1C}">
                                 <a14:useLocalDpi xmlns:a14="http://schemas.microsoft.com/office/drawing/2010/main" val="0"/>
@@ -1485,7 +1502,7 @@
                           </pic:cNvPicPr>
                         </pic:nvPicPr>
                         <pic:blipFill rotWithShape="1">
-                          <a:blip r:embed="rId21">
+                          <a:blip r:embed="rId22">
                             <a:extLst>
                               <a:ext uri="{28A0092B-C50C-407E-A947-70E740481C1C}">
                                 <a14:useLocalDpi xmlns:a14="http://schemas.microsoft.com/office/drawing/2010/main" val="0"/>
@@ -1581,7 +1598,7 @@
                           </pic:cNvPicPr>
                         </pic:nvPicPr>
                         <pic:blipFill rotWithShape="1">
-                          <a:blip r:embed="rId22">
+                          <a:blip r:embed="rId23">
                             <a:extLst>
                               <a:ext uri="{28A0092B-C50C-407E-A947-70E740481C1C}">
                                 <a14:useLocalDpi xmlns:a14="http://schemas.microsoft.com/office/drawing/2010/main" val="0"/>
@@ -1926,7 +1943,7 @@
                           </pic:cNvPicPr>
                         </pic:nvPicPr>
                         <pic:blipFill rotWithShape="1">
-                          <a:blip r:embed="rId23" cstate="print">
+                          <a:blip r:embed="rId24" cstate="print">
                             <a:extLst>
                               <a:ext uri="{28A0092B-C50C-407E-A947-70E740481C1C}">
                                 <a14:useLocalDpi xmlns:a14="http://schemas.microsoft.com/office/drawing/2010/main" val="0"/>
@@ -2049,7 +2066,7 @@
                           </pic:cNvPicPr>
                         </pic:nvPicPr>
                         <pic:blipFill rotWithShape="1">
-                          <a:blip r:embed="rId24" cstate="print">
+                          <a:blip r:embed="rId25" cstate="print">
                             <a:extLst>
                               <a:ext uri="{28A0092B-C50C-407E-A947-70E740481C1C}">
                                 <a14:useLocalDpi xmlns:a14="http://schemas.microsoft.com/office/drawing/2010/main" val="0"/>
@@ -2112,7 +2129,7 @@
                           </pic:cNvPicPr>
                         </pic:nvPicPr>
                         <pic:blipFill rotWithShape="1">
-                          <a:blip r:embed="rId25" cstate="print">
+                          <a:blip r:embed="rId26" cstate="print">
                             <a:extLst>
                               <a:ext uri="{28A0092B-C50C-407E-A947-70E740481C1C}">
                                 <a14:useLocalDpi xmlns:a14="http://schemas.microsoft.com/office/drawing/2010/main" val="0"/>
@@ -2223,7 +2240,7 @@
                           <pic:cNvPicPr/>
                         </pic:nvPicPr>
                         <pic:blipFill rotWithShape="1">
-                          <a:blip r:embed="rId26" cstate="print">
+                          <a:blip r:embed="rId27" cstate="print">
                             <a:extLst>
                               <a:ext uri="{28A0092B-C50C-407E-A947-70E740481C1C}">
                                 <a14:useLocalDpi xmlns:a14="http://schemas.microsoft.com/office/drawing/2010/main" val="0"/>
@@ -2321,7 +2338,7 @@
                     </wp:anchor>
                   </w:drawing>
                 </mc:Choice>
-                <mc:Fallback xmlns:adec="http://schemas.microsoft.com/office/drawing/2017/decorative" xmlns:a14="http://schemas.microsoft.com/office/drawing/2010/main" xmlns:pic="http://schemas.openxmlformats.org/drawingml/2006/picture" xmlns:a="http://schemas.openxmlformats.org/drawingml/2006/main">
+                <mc:Fallback xmlns:a="http://schemas.openxmlformats.org/drawingml/2006/main" xmlns:pic="http://schemas.openxmlformats.org/drawingml/2006/picture" xmlns:a14="http://schemas.microsoft.com/office/drawing/2010/main" xmlns:adec="http://schemas.microsoft.com/office/drawing/2017/decorative">
                   <w:pict>
                     <v:shapetype id="_x0000_t67" coordsize="21600,21600" o:spt="67" adj="16200,5400" path="m0@0l@1@0@1,0@2,0@2@0,21600@0,10800,21600xe" w14:anchorId="31EB547D">
                       <v:stroke joinstyle="miter"/>
@@ -2533,7 +2550,7 @@
                     </wp:anchor>
                   </w:drawing>
                 </mc:Choice>
-                <mc:Fallback xmlns:adec="http://schemas.microsoft.com/office/drawing/2017/decorative" xmlns:a14="http://schemas.microsoft.com/office/drawing/2010/main" xmlns:pic="http://schemas.openxmlformats.org/drawingml/2006/picture" xmlns:a="http://schemas.openxmlformats.org/drawingml/2006/main">
+                <mc:Fallback xmlns:a="http://schemas.openxmlformats.org/drawingml/2006/main" xmlns:pic="http://schemas.openxmlformats.org/drawingml/2006/picture" xmlns:a14="http://schemas.microsoft.com/office/drawing/2010/main" xmlns:adec="http://schemas.microsoft.com/office/drawing/2017/decorative">
                   <w:pict>
                     <v:shape id="Arrow: Down 2" style="position:absolute;margin-left:41.35pt;margin-top:64.2pt;width:17.95pt;height:44.2pt;rotation:2614847fd;z-index:251683841;visibility:visible;mso-wrap-style:square;mso-width-percent:0;mso-height-percent:0;mso-wrap-distance-left:9pt;mso-wrap-distance-top:0;mso-wrap-distance-right:9pt;mso-wrap-distance-bottom:0;mso-position-horizontal:absolute;mso-position-horizontal-relative:text;mso-position-vertical:absolute;mso-position-vertical-relative:text;mso-width-percent:0;mso-height-percent:0;mso-width-relative:margin;mso-height-relative:margin;v-text-anchor:middle" o:spid="_x0000_s1026" fillcolor="#ef373e [3205]" stroked="f" strokeweight="1pt" type="#_x0000_t67" adj="16206,7681" o:gfxdata="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" w14:anchorId="33F80312"/>
                   </w:pict>
@@ -2562,7 +2579,7 @@
                           </pic:cNvPicPr>
                         </pic:nvPicPr>
                         <pic:blipFill rotWithShape="1">
-                          <a:blip r:embed="rId27" cstate="print">
+                          <a:blip r:embed="rId28" cstate="print">
                             <a:extLst>
                               <a:ext uri="{28A0092B-C50C-407E-A947-70E740481C1C}">
                                 <a14:useLocalDpi xmlns:a14="http://schemas.microsoft.com/office/drawing/2010/main" val="0"/>
@@ -2656,7 +2673,7 @@
                           </pic:cNvPicPr>
                         </pic:nvPicPr>
                         <pic:blipFill>
-                          <a:blip r:embed="rId28">
+                          <a:blip r:embed="rId29">
                             <a:extLst>
                               <a:ext uri="{28A0092B-C50C-407E-A947-70E740481C1C}">
                                 <a14:useLocalDpi xmlns:a14="http://schemas.microsoft.com/office/drawing/2010/main" val="0"/>
@@ -2832,7 +2849,7 @@
                     </wp:anchor>
                   </w:drawing>
                 </mc:Choice>
-                <mc:Fallback xmlns:adec="http://schemas.microsoft.com/office/drawing/2017/decorative" xmlns:a14="http://schemas.microsoft.com/office/drawing/2010/main" xmlns:pic="http://schemas.openxmlformats.org/drawingml/2006/picture" xmlns:a="http://schemas.openxmlformats.org/drawingml/2006/main">
+                <mc:Fallback xmlns:a="http://schemas.openxmlformats.org/drawingml/2006/main" xmlns:pic="http://schemas.openxmlformats.org/drawingml/2006/picture" xmlns:a14="http://schemas.microsoft.com/office/drawing/2010/main" xmlns:adec="http://schemas.microsoft.com/office/drawing/2017/decorative">
                   <w:pict>
                     <v:oval id="Oval 14" style="position:absolute;margin-left:87.35pt;margin-top:55.7pt;width:34.1pt;height:24.7pt;z-index:251684865;visibility:visible;mso-wrap-style:square;mso-width-percent:0;mso-height-percent:0;mso-wrap-distance-left:9pt;mso-wrap-distance-top:0;mso-wrap-distance-right:9pt;mso-wrap-distance-bottom:0;mso-position-horizontal:absolute;mso-position-horizontal-relative:text;mso-position-vertical:absolute;mso-position-vertical-relative:text;mso-width-percent:0;mso-height-percent:0;mso-width-relative:margin;mso-height-relative:margin;v-text-anchor:middle" o:spid="_x0000_s1026" filled="f" strokecolor="#ef373e [3205]" strokeweight="2.25pt" w14:anchorId="533B8CF9" o:gfxdata="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">
                       <v:stroke joinstyle="miter"/>
@@ -2914,7 +2931,7 @@
                     </wp:anchor>
                   </w:drawing>
                 </mc:Choice>
-                <mc:Fallback xmlns:adec="http://schemas.microsoft.com/office/drawing/2017/decorative" xmlns:a14="http://schemas.microsoft.com/office/drawing/2010/main" xmlns:pic="http://schemas.openxmlformats.org/drawingml/2006/picture" xmlns:a="http://schemas.openxmlformats.org/drawingml/2006/main">
+                <mc:Fallback xmlns:a="http://schemas.openxmlformats.org/drawingml/2006/main" xmlns:pic="http://schemas.openxmlformats.org/drawingml/2006/picture" xmlns:a14="http://schemas.microsoft.com/office/drawing/2010/main" xmlns:adec="http://schemas.microsoft.com/office/drawing/2017/decorative">
                   <w:pict>
                     <v:oval id="Oval 14" style="position:absolute;margin-left:156.75pt;margin-top:52.35pt;width:34.1pt;height:24.7pt;z-index:251688961;visibility:visible;mso-wrap-style:square;mso-width-percent:0;mso-height-percent:0;mso-wrap-distance-left:9pt;mso-wrap-distance-top:0;mso-wrap-distance-right:9pt;mso-wrap-distance-bottom:0;mso-position-horizontal:absolute;mso-position-horizontal-relative:text;mso-position-vertical:absolute;mso-position-vertical-relative:text;mso-width-percent:0;mso-height-percent:0;mso-width-relative:margin;mso-height-relative:margin;v-text-anchor:middle" o:spid="_x0000_s1026" filled="f" strokecolor="#ef373e [3205]" strokeweight="2.25pt" w14:anchorId="3E452454" o:gfxdata="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">
                       <v:stroke joinstyle="miter"/>
@@ -2996,7 +3013,7 @@
                     </wp:anchor>
                   </w:drawing>
                 </mc:Choice>
-                <mc:Fallback xmlns:adec="http://schemas.microsoft.com/office/drawing/2017/decorative" xmlns:a14="http://schemas.microsoft.com/office/drawing/2010/main" xmlns:pic="http://schemas.openxmlformats.org/drawingml/2006/picture" xmlns:a="http://schemas.openxmlformats.org/drawingml/2006/main">
+                <mc:Fallback xmlns:a="http://schemas.openxmlformats.org/drawingml/2006/main" xmlns:pic="http://schemas.openxmlformats.org/drawingml/2006/picture" xmlns:a14="http://schemas.microsoft.com/office/drawing/2010/main" xmlns:adec="http://schemas.microsoft.com/office/drawing/2017/decorative">
                   <w:pict>
                     <v:oval id="Oval 14" style="position:absolute;margin-left:122.75pt;margin-top:54.45pt;width:34.1pt;height:24.7pt;z-index:251686913;visibility:visible;mso-wrap-style:square;mso-width-percent:0;mso-height-percent:0;mso-wrap-distance-left:9pt;mso-wrap-distance-top:0;mso-wrap-distance-right:9pt;mso-wrap-distance-bottom:0;mso-position-horizontal:absolute;mso-position-horizontal-relative:text;mso-position-vertical:absolute;mso-position-vertical-relative:text;mso-width-percent:0;mso-height-percent:0;mso-width-relative:margin;mso-height-relative:margin;v-text-anchor:middle" o:spid="_x0000_s1026" filled="f" strokecolor="#ef373e [3205]" strokeweight="2.25pt" w14:anchorId="5F6A37DD" o:gfxdata="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">
                       <v:stroke joinstyle="miter"/>
@@ -3027,7 +3044,7 @@
                           </pic:cNvPicPr>
                         </pic:nvPicPr>
                         <pic:blipFill rotWithShape="1">
-                          <a:blip r:embed="rId29" cstate="print">
+                          <a:blip r:embed="rId30" cstate="print">
                             <a:extLst>
                               <a:ext uri="{28A0092B-C50C-407E-A947-70E740481C1C}">
                                 <a14:useLocalDpi xmlns:a14="http://schemas.microsoft.com/office/drawing/2010/main" val="0"/>
@@ -3132,7 +3149,7 @@
                           </pic:cNvPicPr>
                         </pic:nvPicPr>
                         <pic:blipFill>
-                          <a:blip r:embed="rId30" cstate="print">
+                          <a:blip r:embed="rId31" cstate="print">
                             <a:extLst>
                               <a:ext uri="{28A0092B-C50C-407E-A947-70E740481C1C}">
                                 <a14:useLocalDpi xmlns:a14="http://schemas.microsoft.com/office/drawing/2010/main" val="0"/>
@@ -3283,7 +3300,7 @@
                     </wp:anchor>
                   </w:drawing>
                 </mc:Choice>
-                <mc:Fallback xmlns:adec="http://schemas.microsoft.com/office/drawing/2017/decorative" xmlns:a14="http://schemas.microsoft.com/office/drawing/2010/main" xmlns:pic="http://schemas.openxmlformats.org/drawingml/2006/picture" xmlns:a="http://schemas.openxmlformats.org/drawingml/2006/main">
+                <mc:Fallback xmlns:a="http://schemas.openxmlformats.org/drawingml/2006/main" xmlns:pic="http://schemas.openxmlformats.org/drawingml/2006/picture" xmlns:a14="http://schemas.microsoft.com/office/drawing/2010/main" xmlns:adec="http://schemas.microsoft.com/office/drawing/2017/decorative">
                   <w:pict>
                     <v:oval id="Oval 14" style="position:absolute;margin-left:85.95pt;margin-top:50.2pt;width:31.75pt;height:21.75pt;rotation:2070539fd;z-index:251691009;visibility:visible;mso-wrap-style:square;mso-width-percent:0;mso-height-percent:0;mso-wrap-distance-left:9pt;mso-wrap-distance-top:0;mso-wrap-distance-right:9pt;mso-wrap-distance-bottom:0;mso-position-horizontal:absolute;mso-position-horizontal-relative:text;mso-position-vertical:absolute;mso-position-vertical-relative:text;mso-width-percent:0;mso-height-percent:0;mso-width-relative:margin;mso-height-relative:margin;v-text-anchor:middle" o:spid="_x0000_s1026" filled="f" strokecolor="#ef373e [3205]" strokeweight="2.25pt" w14:anchorId="76C0CDF0" o:gfxdata="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">
                       <v:stroke joinstyle="miter"/>
@@ -3314,7 +3331,7 @@
                           </pic:cNvPicPr>
                         </pic:nvPicPr>
                         <pic:blipFill rotWithShape="1">
-                          <a:blip r:embed="rId31" cstate="print">
+                          <a:blip r:embed="rId32" cstate="print">
                             <a:extLst>
                               <a:ext uri="{28A0092B-C50C-407E-A947-70E740481C1C}">
                                 <a14:useLocalDpi xmlns:a14="http://schemas.microsoft.com/office/drawing/2010/main" val="0"/>
@@ -3408,7 +3425,7 @@
                           </pic:cNvPicPr>
                         </pic:nvPicPr>
                         <pic:blipFill>
-                          <a:blip r:embed="rId32">
+                          <a:blip r:embed="rId33">
                             <a:extLst>
                               <a:ext uri="{28A0092B-C50C-407E-A947-70E740481C1C}">
                                 <a14:useLocalDpi xmlns:a14="http://schemas.microsoft.com/office/drawing/2010/main" val="0"/>
@@ -3503,7 +3520,7 @@
                           </pic:cNvPicPr>
                         </pic:nvPicPr>
                         <pic:blipFill>
-                          <a:blip r:embed="rId21">
+                          <a:blip r:embed="rId22">
                             <a:extLst>
                               <a:ext uri="{28A0092B-C50C-407E-A947-70E740481C1C}">
                                 <a14:useLocalDpi xmlns:a14="http://schemas.microsoft.com/office/drawing/2010/main" val="0"/>
@@ -3601,7 +3618,7 @@
                           </pic:cNvPicPr>
                         </pic:nvPicPr>
                         <pic:blipFill rotWithShape="1">
-                          <a:blip r:embed="rId18">
+                          <a:blip r:embed="rId19">
                             <a:extLst>
                               <a:ext uri="{28A0092B-C50C-407E-A947-70E740481C1C}">
                                 <a14:useLocalDpi xmlns:a14="http://schemas.microsoft.com/office/drawing/2010/main" val="0"/>
@@ -3687,7 +3704,7 @@
                           </pic:cNvPicPr>
                         </pic:nvPicPr>
                         <pic:blipFill>
-                          <a:blip r:embed="rId33">
+                          <a:blip r:embed="rId34">
                             <a:extLst>
                               <a:ext uri="{28A0092B-C50C-407E-A947-70E740481C1C}">
                                 <a14:useLocalDpi xmlns:a14="http://schemas.microsoft.com/office/drawing/2010/main" val="0"/>
@@ -3731,8 +3748,8 @@
     </w:tbl>
     <w:p/>
     <w:sectPr>
-      <w:headerReference w:type="default" r:id="rId34"/>
-      <w:footerReference w:type="default" r:id="rId35"/>
+      <w:headerReference w:type="default" r:id="rId35"/>
+      <w:footerReference w:type="default" r:id="rId36"/>
       <w:pgSz w:w="12240" w:h="15840"/>
       <w:pgMar w:top="1440" w:right="1440" w:bottom="1440" w:left="1440" w:header="720" w:footer="708" w:gutter="0"/>
       <w:cols w:space="708"/>
@@ -7250,6 +7267,26 @@
 </file>
 
 <file path=customXml/item2.xml><?xml version="1.0" encoding="utf-8"?>
+<?mso-contentType ?>
+<FormTemplates xmlns="http://schemas.microsoft.com/sharepoint/v3/contenttype/forms">
+  <Display>DocumentLibraryForm</Display>
+  <Edit>DocumentLibraryForm</Edit>
+  <New>DocumentLibraryForm</New>
+</FormTemplates>
+</file>
+
+<file path=customXml/item3.xml><?xml version="1.0" encoding="utf-8"?>
+<p:properties xmlns:p="http://schemas.microsoft.com/office/2006/metadata/properties" xmlns:xsi="http://www.w3.org/2001/XMLSchema-instance" xmlns:pc="http://schemas.microsoft.com/office/infopath/2007/PartnerControls">
+  <documentManagement>
+    <TaxCatchAll xmlns="38b325e6-602c-452a-8617-173bf47082c5" xsi:nil="true"/>
+    <lcf76f155ced4ddcb4097134ff3c332f xmlns="8cf100d1-0775-4feb-8634-62999c4541bc">
+      <Terms xmlns="http://schemas.microsoft.com/office/infopath/2007/PartnerControls"/>
+    </lcf76f155ced4ddcb4097134ff3c332f>
+  </documentManagement>
+</p:properties>
+</file>
+
+<file path=customXml/item4.xml><?xml version="1.0" encoding="utf-8"?>
 <ct:contentTypeSchema xmlns:ct="http://schemas.microsoft.com/office/2006/metadata/contentType" xmlns:ma="http://schemas.microsoft.com/office/2006/metadata/properties/metaAttributes" ct:_="" ma:_="" ma:contentTypeName="Document" ma:contentTypeID="0x010100456CAEA290209545A9F8681F83603874" ma:contentTypeVersion="19" ma:contentTypeDescription="Create a new document." ma:contentTypeScope="" ma:versionID="4bf10bb897fc0ef406baa02b9d664253">
   <xsd:schema xmlns:xsd="http://www.w3.org/2001/XMLSchema" xmlns:xs="http://www.w3.org/2001/XMLSchema" xmlns:p="http://schemas.microsoft.com/office/2006/metadata/properties" xmlns:ns2="8cf100d1-0775-4feb-8634-62999c4541bc" xmlns:ns3="38b325e6-602c-452a-8617-173bf47082c5" targetNamespace="http://schemas.microsoft.com/office/2006/metadata/properties" ma:root="true" ma:fieldsID="1c6be4edf2b996d6a6f54fa7c1dd8d7b" ns2:_="" ns3:_="">
     <xsd:import namespace="8cf100d1-0775-4feb-8634-62999c4541bc"/>
@@ -7504,26 +7541,6 @@
 </ct:contentTypeSchema>
 </file>
 
-<file path=customXml/item3.xml><?xml version="1.0" encoding="utf-8"?>
-<p:properties xmlns:p="http://schemas.microsoft.com/office/2006/metadata/properties" xmlns:xsi="http://www.w3.org/2001/XMLSchema-instance" xmlns:pc="http://schemas.microsoft.com/office/infopath/2007/PartnerControls">
-  <documentManagement>
-    <TaxCatchAll xmlns="38b325e6-602c-452a-8617-173bf47082c5" xsi:nil="true"/>
-    <lcf76f155ced4ddcb4097134ff3c332f xmlns="8cf100d1-0775-4feb-8634-62999c4541bc">
-      <Terms xmlns="http://schemas.microsoft.com/office/infopath/2007/PartnerControls"/>
-    </lcf76f155ced4ddcb4097134ff3c332f>
-  </documentManagement>
-</p:properties>
-</file>
-
-<file path=customXml/item4.xml><?xml version="1.0" encoding="utf-8"?>
-<?mso-contentType ?>
-<FormTemplates xmlns="http://schemas.microsoft.com/sharepoint/v3/contenttype/forms">
-  <Display>DocumentLibraryForm</Display>
-  <Edit>DocumentLibraryForm</Edit>
-  <New>DocumentLibraryForm</New>
-</FormTemplates>
-</file>
-
 <file path=customXml/itemProps1.xml><?xml version="1.0" encoding="utf-8"?>
 <ds:datastoreItem xmlns:ds="http://schemas.openxmlformats.org/officeDocument/2006/customXml" ds:itemID="{C438ADBA-56D5-474C-BF2C-97C24DDF66BD}">
   <ds:schemaRefs>
@@ -7533,6 +7550,31 @@
 </file>
 
 <file path=customXml/itemProps2.xml><?xml version="1.0" encoding="utf-8"?>
+<ds:datastoreItem xmlns:ds="http://schemas.openxmlformats.org/officeDocument/2006/customXml" ds:itemID="{2585761D-1AE9-4796-83E7-A2FC381967AF}">
+  <ds:schemaRefs>
+    <ds:schemaRef ds:uri="http://schemas.microsoft.com/sharepoint/v3/contenttype/forms"/>
+  </ds:schemaRefs>
+</ds:datastoreItem>
+</file>
+
+<file path=customXml/itemProps3.xml><?xml version="1.0" encoding="utf-8"?>
+<ds:datastoreItem xmlns:ds="http://schemas.openxmlformats.org/officeDocument/2006/customXml" ds:itemID="{3A085C18-819E-4466-9494-DD461C39C2B0}">
+  <ds:schemaRefs>
+    <ds:schemaRef ds:uri="http://schemas.microsoft.com/office/2006/metadata/properties"/>
+    <ds:schemaRef ds:uri="38b325e6-602c-452a-8617-173bf47082c5"/>
+    <ds:schemaRef ds:uri="http://purl.org/dc/dcmitype/"/>
+    <ds:schemaRef ds:uri="http://purl.org/dc/elements/1.1/"/>
+    <ds:schemaRef ds:uri="http://schemas.openxmlformats.org/package/2006/metadata/core-properties"/>
+    <ds:schemaRef ds:uri="http://schemas.microsoft.com/office/2006/documentManagement/types"/>
+    <ds:schemaRef ds:uri="http://purl.org/dc/terms/"/>
+    <ds:schemaRef ds:uri="http://schemas.microsoft.com/office/infopath/2007/PartnerControls"/>
+    <ds:schemaRef ds:uri="8cf100d1-0775-4feb-8634-62999c4541bc"/>
+    <ds:schemaRef ds:uri="http://www.w3.org/XML/1998/namespace"/>
+  </ds:schemaRefs>
+</ds:datastoreItem>
+</file>
+
+<file path=customXml/itemProps4.xml><?xml version="1.0" encoding="utf-8"?>
 <ds:datastoreItem xmlns:ds="http://schemas.openxmlformats.org/officeDocument/2006/customXml" ds:itemID="{6F5C8A6E-20C0-41EA-B1CC-40290D3ED558}">
   <ds:schemaRefs>
     <ds:schemaRef ds:uri="http://schemas.microsoft.com/office/2006/metadata/contentType"/>
@@ -7549,23 +7591,4 @@
     <ds:schemaRef ds:uri="http://schemas.microsoft.com/internal/obd"/>
   </ds:schemaRefs>
 </ds:datastoreItem>
-</file>
-
-<file path=customXml/itemProps3.xml><?xml version="1.0" encoding="utf-8"?>
-<ds:datastoreItem xmlns:ds="http://schemas.openxmlformats.org/officeDocument/2006/customXml" ds:itemID="{3A085C18-819E-4466-9494-DD461C39C2B0}">
-  <ds:schemaRefs>
-    <ds:schemaRef ds:uri="http://schemas.microsoft.com/office/2006/metadata/properties"/>
-    <ds:schemaRef ds:uri="http://schemas.microsoft.com/office/infopath/2007/PartnerControls"/>
-    <ds:schemaRef ds:uri="38b325e6-602c-452a-8617-173bf47082c5"/>
-    <ds:schemaRef ds:uri="8cf100d1-0775-4feb-8634-62999c4541bc"/>
-  </ds:schemaRefs>
-</ds:datastoreItem>
-</file>
-
-<file path=customXml/itemProps4.xml><?xml version="1.0" encoding="utf-8"?>
-<ds:datastoreItem xmlns:ds="http://schemas.openxmlformats.org/officeDocument/2006/customXml" ds:itemID="{2585761D-1AE9-4796-83E7-A2FC381967AF}">
-  <ds:schemaRefs>
-    <ds:schemaRef ds:uri="http://schemas.microsoft.com/sharepoint/v3/contenttype/forms"/>
-  </ds:schemaRefs>
-</ds:datastoreItem>
 </file>